--- a/CÔNG TY TNHH TMDV KHÁNH HƯNG/KhanhHung_ThayDoiThanhVien_DDPL/KhanhHung_DSChuSoHuu_MauSo10.docx
+++ b/CÔNG TY TNHH TMDV KHÁNH HƯNG/KhanhHung_ThayDoiThanhVien_DDPL/KhanhHung_DSChuSoHuu_MauSo10.docx
@@ -1,6 +1,6 @@
 
 <file path=word/document.xml><?xml version="1.0" encoding="utf-8"?>
-<w:document xmlns:wpc="http://schemas.microsoft.com/office/word/2010/wordprocessingCanvas" xmlns:cx="http://schemas.microsoft.com/office/drawing/2014/chartex" xmlns:cx1="http://schemas.microsoft.com/office/drawing/2015/9/8/chartex" xmlns:mc="http://schemas.openxmlformats.org/markup-compatibility/2006" xmlns:o="urn:schemas-microsoft-com:office:office" xmlns:r="http://schemas.openxmlformats.org/officeDocument/2006/relationships" xmlns:m="http://schemas.openxmlformats.org/officeDocument/2006/math" xmlns:v="urn:schemas-microsoft-com:vml" xmlns:wp14="http://schemas.microsoft.com/office/word/2010/wordprocessingDrawing" xmlns:wp="http://schemas.openxmlformats.org/drawingml/2006/wordprocessingDrawing" xmlns:w10="urn:schemas-microsoft-com:office:word" xmlns:w="http://schemas.openxmlformats.org/wordprocessingml/2006/main" xmlns:w14="http://schemas.microsoft.com/office/word/2010/wordml" xmlns:w15="http://schemas.microsoft.com/office/word/2012/wordml" xmlns:w16se="http://schemas.microsoft.com/office/word/2015/wordml/symex" xmlns:wpg="http://schemas.microsoft.com/office/word/2010/wordprocessingGroup" xmlns:wpi="http://schemas.microsoft.com/office/word/2010/wordprocessingInk" xmlns:wne="http://schemas.microsoft.com/office/word/2006/wordml" xmlns:wps="http://schemas.microsoft.com/office/word/2010/wordprocessingShape" mc:Ignorable="w14 w15 w16se wp14">
+<w:document xmlns:wpc="http://schemas.microsoft.com/office/word/2010/wordprocessingCanvas" xmlns:cx="http://schemas.microsoft.com/office/drawing/2014/chartex" xmlns:mc="http://schemas.openxmlformats.org/markup-compatibility/2006" xmlns:o="urn:schemas-microsoft-com:office:office" xmlns:r="http://schemas.openxmlformats.org/officeDocument/2006/relationships" xmlns:m="http://schemas.openxmlformats.org/officeDocument/2006/math" xmlns:v="urn:schemas-microsoft-com:vml" xmlns:wp14="http://schemas.microsoft.com/office/word/2010/wordprocessingDrawing" xmlns:wp="http://schemas.openxmlformats.org/drawingml/2006/wordprocessingDrawing" xmlns:w10="urn:schemas-microsoft-com:office:word" xmlns:w="http://schemas.openxmlformats.org/wordprocessingml/2006/main" xmlns:w14="http://schemas.microsoft.com/office/word/2010/wordml" xmlns:w15="http://schemas.microsoft.com/office/word/2012/wordml" xmlns:w16se="http://schemas.microsoft.com/office/word/2015/wordml/symex" xmlns:wpg="http://schemas.microsoft.com/office/word/2010/wordprocessingGroup" xmlns:wpi="http://schemas.microsoft.com/office/word/2010/wordprocessingInk" xmlns:wne="http://schemas.microsoft.com/office/word/2006/wordml" xmlns:wps="http://schemas.microsoft.com/office/word/2010/wordprocessingShape" mc:Ignorable="w14 w15 w16se wp14">
   <w:body>
     <w:p>
       <w:pPr>
@@ -56,18 +56,18 @@
         <w:tblLook w:val="04A0" w:firstRow="1" w:lastRow="0" w:firstColumn="1" w:lastColumn="0" w:noHBand="0" w:noVBand="1"/>
       </w:tblPr>
       <w:tblGrid>
-        <w:gridCol w:w="697"/>
-        <w:gridCol w:w="1399"/>
-        <w:gridCol w:w="1492"/>
+        <w:gridCol w:w="692"/>
+        <w:gridCol w:w="1391"/>
+        <w:gridCol w:w="1486"/>
         <w:gridCol w:w="767"/>
-        <w:gridCol w:w="2152"/>
-        <w:gridCol w:w="718"/>
+        <w:gridCol w:w="2128"/>
+        <w:gridCol w:w="901"/>
         <w:gridCol w:w="609"/>
-        <w:gridCol w:w="1775"/>
-        <w:gridCol w:w="1026"/>
-        <w:gridCol w:w="906"/>
-        <w:gridCol w:w="1706"/>
-        <w:gridCol w:w="708"/>
+        <w:gridCol w:w="1726"/>
+        <w:gridCol w:w="1007"/>
+        <w:gridCol w:w="900"/>
+        <w:gridCol w:w="1650"/>
+        <w:gridCol w:w="698"/>
       </w:tblGrid>
       <w:tr>
         <w:trPr>
@@ -977,8 +977,15 @@
             <w:vAlign w:val="center"/>
           </w:tcPr>
           <w:p>
-            <w:r>
-              <w:t>NGUYỄN CHÍ THIỆN</w:t>
+            <w:pPr>
+              <w:jc w:val="left"/>
+            </w:pPr>
+            <w:r>
+              <w:rPr>
+                <w:sz w:val="26"/>
+                <w:szCs w:val="26"/>
+              </w:rPr>
+              <w:t>VÕ THỊ KIM NGÂN</w:t>
             </w:r>
           </w:p>
         </w:tc>
@@ -989,7 +996,11 @@
           </w:tcPr>
           <w:p>
             <w:r>
-              <w:t>18/05/1963</w:t>
+              <w:rPr>
+                <w:sz w:val="26"/>
+                <w:szCs w:val="26"/>
+              </w:rPr>
+              <w:t>15/10/1997</w:t>
             </w:r>
           </w:p>
         </w:tc>
@@ -1008,7 +1019,13 @@
               <w:rPr>
                 <w:lang w:val="en-US"/>
               </w:rPr>
-              <w:t>Nam</w:t>
+              <w:t>N</w:t>
+            </w:r>
+            <w:r>
+              <w:rPr>
+                <w:lang w:val="en-US"/>
+              </w:rPr>
+              <w:t>ữ</w:t>
             </w:r>
           </w:p>
         </w:tc>
@@ -1021,7 +1038,14 @@
               <w:jc w:val="left"/>
             </w:pPr>
             <w:r>
-              <w:t>Căn cước công dân: 079063024131</w:t>
+              <w:t xml:space="preserve">Căn cước công dân: </w:t>
+            </w:r>
+            <w:r>
+              <w:rPr>
+                <w:sz w:val="26"/>
+                <w:szCs w:val="26"/>
+              </w:rPr>
+              <w:t>051197009742</w:t>
             </w:r>
           </w:p>
           <w:p>
@@ -1029,7 +1053,17 @@
               <w:jc w:val="left"/>
             </w:pPr>
             <w:r>
-              <w:t>Ngày cấp: 02/08/2022</w:t>
+              <w:t xml:space="preserve">Ngày cấp: </w:t>
+            </w:r>
+            <w:r>
+              <w:rPr>
+                <w:color w:val="081B3A"/>
+                <w:spacing w:val="3"/>
+                <w:sz w:val="26"/>
+                <w:szCs w:val="26"/>
+                <w:shd w:val="clear" w:color="auto" w:fill="FFFFFF"/>
+              </w:rPr>
+              <w:t>12/11/2021</w:t>
             </w:r>
           </w:p>
           <w:p>
@@ -1060,8 +1094,15 @@
             <w:tcW w:w="1775" w:type="dxa"/>
           </w:tcPr>
           <w:p>
-            <w:r>
-              <w:t>21/6 Xuân Thủy, Kp4, Phường An Khánh, Thành phố Hồ Chí Minh</w:t>
+            <w:pPr>
+              <w:jc w:val="left"/>
+            </w:pPr>
+            <w:r>
+              <w:rPr>
+                <w:sz w:val="26"/>
+                <w:szCs w:val="26"/>
+              </w:rPr>
+              <w:t>Thôn Long Thạnh 1, Phường Sa Huỳnh, Tỉnh Quảng Ngãi, Việt Nam</w:t>
             </w:r>
           </w:p>
         </w:tc>
@@ -1071,7 +1112,13 @@
           </w:tcPr>
           <w:p>
             <w:r>
-              <w:t>90%</w:t>
+              <w:rPr>
+                <w:lang w:val="en-US"/>
+              </w:rPr>
+              <w:t>51</w:t>
+            </w:r>
+            <w:r>
+              <w:t>%</w:t>
             </w:r>
           </w:p>
         </w:tc>
@@ -1099,6 +1146,249 @@
               </w:rPr>
               <w:t>Bổ nhiệm, miễn nhiệm hoặc bãi nhiệm đa số hoặc tất cả thành viên hội đồng quản trị, chủ tịch hội đồng quản trị, chủ tịch hội đồng thành viên; người đại diện theo pháp luật, giám đốc hoặc tổng giám đốc của doanh nghiệp</w:t>
             </w:r>
+          </w:p>
+        </w:tc>
+        <w:tc>
+          <w:tcPr>
+            <w:tcW w:w="708" w:type="dxa"/>
+          </w:tcPr>
+          <w:p/>
+        </w:tc>
+      </w:tr>
+      <w:tr>
+        <w:trPr>
+          <w:jc w:val="center"/>
+        </w:trPr>
+        <w:tc>
+          <w:tcPr>
+            <w:tcW w:w="697" w:type="dxa"/>
+            <w:vAlign w:val="center"/>
+          </w:tcPr>
+          <w:p>
+            <w:pPr>
+              <w:rPr>
+                <w:lang w:val="en-US"/>
+              </w:rPr>
+            </w:pPr>
+            <w:r>
+              <w:rPr>
+                <w:lang w:val="en-US"/>
+              </w:rPr>
+              <w:lastRenderedPageBreak/>
+              <w:t>2</w:t>
+            </w:r>
+          </w:p>
+        </w:tc>
+        <w:tc>
+          <w:tcPr>
+            <w:tcW w:w="1399" w:type="dxa"/>
+            <w:vAlign w:val="center"/>
+          </w:tcPr>
+          <w:p>
+            <w:pPr>
+              <w:rPr>
+                <w:sz w:val="26"/>
+                <w:szCs w:val="26"/>
+              </w:rPr>
+            </w:pPr>
+            <w:r>
+              <w:rPr>
+                <w:sz w:val="26"/>
+                <w:szCs w:val="26"/>
+              </w:rPr>
+              <w:t>LIU, SANBAO</w:t>
+            </w:r>
+          </w:p>
+        </w:tc>
+        <w:tc>
+          <w:tcPr>
+            <w:tcW w:w="1492" w:type="dxa"/>
+            <w:vAlign w:val="center"/>
+          </w:tcPr>
+          <w:p>
+            <w:pPr>
+              <w:rPr>
+                <w:sz w:val="26"/>
+                <w:szCs w:val="26"/>
+              </w:rPr>
+            </w:pPr>
+            <w:r>
+              <w:rPr>
+                <w:sz w:val="26"/>
+                <w:szCs w:val="26"/>
+              </w:rPr>
+              <w:t>13/07/1975</w:t>
+            </w:r>
+          </w:p>
+        </w:tc>
+        <w:tc>
+          <w:tcPr>
+            <w:tcW w:w="767" w:type="dxa"/>
+            <w:vAlign w:val="center"/>
+          </w:tcPr>
+          <w:p>
+            <w:pPr>
+              <w:rPr>
+                <w:lang w:val="en-US"/>
+              </w:rPr>
+            </w:pPr>
+            <w:r>
+              <w:rPr>
+                <w:lang w:val="en-US"/>
+              </w:rPr>
+              <w:t>Nam</w:t>
+            </w:r>
+          </w:p>
+        </w:tc>
+        <w:tc>
+          <w:tcPr>
+            <w:tcW w:w="2152" w:type="dxa"/>
+          </w:tcPr>
+          <w:p>
+            <w:pPr>
+              <w:jc w:val="left"/>
+              <w:rPr>
+                <w:lang w:val="en-US"/>
+              </w:rPr>
+            </w:pPr>
+            <w:r>
+              <w:rPr>
+                <w:sz w:val="26"/>
+                <w:szCs w:val="26"/>
+              </w:rPr>
+              <w:t>Hộ chiếu nước ngoài: EB4943923</w:t>
+            </w:r>
+            <w:r>
+              <w:rPr>
+                <w:sz w:val="26"/>
+                <w:szCs w:val="26"/>
+                <w:lang w:val="en-US"/>
+              </w:rPr>
+              <w:t>;</w:t>
+            </w:r>
+            <w:r>
+              <w:rPr>
+                <w:sz w:val="26"/>
+                <w:szCs w:val="26"/>
+              </w:rPr>
+              <w:t xml:space="preserve"> </w:t>
+            </w:r>
+            <w:r>
+              <w:rPr>
+                <w:sz w:val="26"/>
+                <w:szCs w:val="26"/>
+              </w:rPr>
+              <w:t>Ngày cấp hộ chiếu: 12/01/2018</w:t>
+            </w:r>
+            <w:r>
+              <w:rPr>
+                <w:sz w:val="26"/>
+                <w:szCs w:val="26"/>
+                <w:lang w:val="en-US"/>
+              </w:rPr>
+              <w:t>;</w:t>
+            </w:r>
+            <w:r>
+              <w:rPr>
+                <w:sz w:val="26"/>
+                <w:szCs w:val="26"/>
+              </w:rPr>
+              <w:t xml:space="preserve"> </w:t>
+            </w:r>
+            <w:r>
+              <w:rPr>
+                <w:sz w:val="26"/>
+                <w:szCs w:val="26"/>
+              </w:rPr>
+              <w:t>Nơi cấp: Tổng lãnh sự quán CHND Trung Hoa tại Thành phố Hồ Chí Minh</w:t>
+            </w:r>
+          </w:p>
+        </w:tc>
+        <w:tc>
+          <w:tcPr>
+            <w:tcW w:w="718" w:type="dxa"/>
+            <w:vAlign w:val="center"/>
+          </w:tcPr>
+          <w:p>
+            <w:pPr>
+              <w:rPr>
+                <w:lang w:val="en-US"/>
+              </w:rPr>
+            </w:pPr>
+            <w:r>
+              <w:rPr>
+                <w:lang w:val="en-US"/>
+              </w:rPr>
+              <w:t>Trung Quốc</w:t>
+            </w:r>
+          </w:p>
+        </w:tc>
+        <w:tc>
+          <w:tcPr>
+            <w:tcW w:w="609" w:type="dxa"/>
+            <w:vAlign w:val="center"/>
+          </w:tcPr>
+          <w:p/>
+        </w:tc>
+        <w:tc>
+          <w:tcPr>
+            <w:tcW w:w="1775" w:type="dxa"/>
+          </w:tcPr>
+          <w:p>
+            <w:pPr>
+              <w:jc w:val="left"/>
+              <w:rPr>
+                <w:sz w:val="26"/>
+                <w:szCs w:val="26"/>
+              </w:rPr>
+            </w:pPr>
+            <w:r>
+              <w:rPr>
+                <w:rFonts w:eastAsia="Times New Roman"/>
+                <w:sz w:val="26"/>
+                <w:szCs w:val="26"/>
+              </w:rPr>
+              <w:t>Ô 3, Lô DC 82, Đường NA12, KĐC Việt Sing, Khu phố Bình Giao, Phường Thuận Giao, Thành phố Hồ Chí Minh, Việt Nam</w:t>
+            </w:r>
+          </w:p>
+        </w:tc>
+        <w:tc>
+          <w:tcPr>
+            <w:tcW w:w="1026" w:type="dxa"/>
+          </w:tcPr>
+          <w:p>
+            <w:pPr>
+              <w:rPr>
+                <w:lang w:val="en-US"/>
+              </w:rPr>
+            </w:pPr>
+            <w:r>
+              <w:rPr>
+                <w:lang w:val="en-US"/>
+              </w:rPr>
+              <w:t>49%</w:t>
+            </w:r>
+          </w:p>
+        </w:tc>
+        <w:tc>
+          <w:tcPr>
+            <w:tcW w:w="906" w:type="dxa"/>
+            <w:vAlign w:val="center"/>
+          </w:tcPr>
+          <w:p/>
+        </w:tc>
+        <w:tc>
+          <w:tcPr>
+            <w:tcW w:w="1706" w:type="dxa"/>
+            <w:vAlign w:val="center"/>
+          </w:tcPr>
+          <w:p>
+            <w:pPr>
+              <w:rPr>
+                <w:sz w:val="20"/>
+                <w:szCs w:val="20"/>
+              </w:rPr>
+            </w:pPr>
           </w:p>
         </w:tc>
         <w:tc>
@@ -1147,14 +1437,13 @@
               <w:rPr>
                 <w:rFonts w:ascii="Times New Roman" w:hAnsi="Times New Roman" w:cs="Times New Roman"/>
               </w:rPr>
-              <w:lastRenderedPageBreak/>
               <w:t xml:space="preserve">Thành phố Hồ Chí Minh, ngày </w:t>
             </w:r>
             <w:r>
               <w:rPr>
                 <w:rFonts w:ascii="Times New Roman" w:hAnsi="Times New Roman" w:cs="Times New Roman"/>
               </w:rPr>
-              <w:t>2</w:t>
+              <w:t>22</w:t>
             </w:r>
             <w:r>
               <w:rPr>
@@ -1166,16 +1455,79 @@
               <w:rPr>
                 <w:rFonts w:ascii="Times New Roman" w:hAnsi="Times New Roman" w:cs="Times New Roman"/>
               </w:rPr>
-              <w:t>3</w:t>
+              <w:t>4</w:t>
+            </w:r>
+            <w:r>
+              <w:rPr>
+                <w:rFonts w:ascii="Times New Roman" w:hAnsi="Times New Roman" w:cs="Times New Roman"/>
+              </w:rPr>
+              <w:t xml:space="preserve"> năm 2026</w:t>
+            </w:r>
+            <w:r>
+              <w:rPr>
+                <w:rFonts w:ascii="Times New Roman" w:hAnsi="Times New Roman" w:cs="Times New Roman"/>
+              </w:rPr>
+              <w:br/>
+            </w:r>
+            <w:r>
+              <w:rPr>
+                <w:rFonts w:ascii="Times New Roman" w:hAnsi="Times New Roman" w:cs="Times New Roman"/>
+                <w:b/>
+              </w:rPr>
+              <w:t>NGƯỜI ĐẠI DIỆN THEO PHÁP LUẬT/</w:t>
+            </w:r>
+            <w:r>
+              <w:rPr>
+                <w:rFonts w:ascii="Times New Roman" w:hAnsi="Times New Roman" w:cs="Times New Roman"/>
+                <w:b/>
+              </w:rPr>
+              <w:br/>
+              <w:t>CHỦ TỊCH HỘI ĐỒNG THÀNH VIÊN/</w:t>
+            </w:r>
+            <w:r>
+              <w:rPr>
+                <w:rFonts w:ascii="Times New Roman" w:hAnsi="Times New Roman" w:cs="Times New Roman"/>
+                <w:b/>
+              </w:rPr>
+              <w:br/>
+              <w:t>CHỦ TỊCH HỘI ĐỒNG QUẢN TRỊ CỦA CÔNG TY</w:t>
+            </w:r>
+            <w:r>
+              <w:rPr>
+                <w:rFonts w:ascii="Times New Roman" w:hAnsi="Times New Roman" w:cs="Times New Roman"/>
+                <w:b/>
+              </w:rPr>
+              <w:br/>
+            </w:r>
+            <w:r>
+              <w:rPr>
+                <w:rFonts w:ascii="Times New Roman" w:hAnsi="Times New Roman" w:cs="Times New Roman"/>
+              </w:rPr>
+              <w:t>(Ký và ghi họ tên)</w:t>
+            </w:r>
+            <w:r>
+              <w:rPr>
+                <w:rFonts w:ascii="Times New Roman" w:hAnsi="Times New Roman" w:cs="Times New Roman"/>
+              </w:rPr>
+              <w:br/>
+            </w:r>
+            <w:r>
+              <w:rPr>
+                <w:rFonts w:ascii="Times New Roman" w:hAnsi="Times New Roman" w:cs="Times New Roman"/>
+              </w:rPr>
+              <w:br/>
             </w:r>
             <w:bookmarkStart w:id="0" w:name="_GoBack"/>
             <w:bookmarkEnd w:id="0"/>
-            <w:r>
+          </w:p>
+          <w:p>
+            <w:pPr>
+              <w:jc w:val="center"/>
               <w:rPr>
                 <w:rFonts w:ascii="Times New Roman" w:hAnsi="Times New Roman" w:cs="Times New Roman"/>
-              </w:rPr>
-              <w:t xml:space="preserve"> năm 2026</w:t>
-            </w:r>
+                <w:b/>
+              </w:rPr>
+            </w:pPr>
             <w:r>
               <w:rPr>
                 <w:rFonts w:ascii="Times New Roman" w:hAnsi="Times New Roman" w:cs="Times New Roman"/>
@@ -1185,78 +1537,16 @@
             <w:r>
               <w:rPr>
                 <w:rFonts w:ascii="Times New Roman" w:hAnsi="Times New Roman" w:cs="Times New Roman"/>
-                <w:b/>
-              </w:rPr>
-              <w:t>NGƯỜI ĐẠI DIỆN THEO PHÁP LUẬT/</w:t>
+              </w:rPr>
+              <w:br/>
             </w:r>
             <w:r>
               <w:rPr>
                 <w:rFonts w:ascii="Times New Roman" w:hAnsi="Times New Roman" w:cs="Times New Roman"/>
-                <w:b/>
-              </w:rPr>
-              <w:br/>
-              <w:t>CHỦ TỊCH HỘI ĐỒNG THÀNH VIÊN/</w:t>
-            </w:r>
-            <w:r>
-              <w:rPr>
-                <w:rFonts w:ascii="Times New Roman" w:hAnsi="Times New Roman" w:cs="Times New Roman"/>
-                <w:b/>
-              </w:rPr>
-              <w:br/>
-              <w:t>CHỦ TỊCH HỘI ĐỒNG QUẢN TRỊ CỦA CÔNG TY</w:t>
-            </w:r>
-            <w:r>
-              <w:rPr>
-                <w:rFonts w:ascii="Times New Roman" w:hAnsi="Times New Roman" w:cs="Times New Roman"/>
-                <w:b/>
-              </w:rPr>
-              <w:br/>
-            </w:r>
-            <w:r>
-              <w:rPr>
-                <w:rFonts w:ascii="Times New Roman" w:hAnsi="Times New Roman" w:cs="Times New Roman"/>
-              </w:rPr>
-              <w:t>(Ký và ghi họ tên)</w:t>
-            </w:r>
-            <w:r>
-              <w:rPr>
-                <w:rFonts w:ascii="Times New Roman" w:hAnsi="Times New Roman" w:cs="Times New Roman"/>
-              </w:rPr>
-              <w:br/>
-            </w:r>
-            <w:r>
-              <w:rPr>
-                <w:rFonts w:ascii="Times New Roman" w:hAnsi="Times New Roman" w:cs="Times New Roman"/>
-              </w:rPr>
-              <w:br/>
-            </w:r>
-          </w:p>
-          <w:p>
-            <w:pPr>
-              <w:jc w:val="center"/>
-              <w:rPr>
-                <w:rFonts w:ascii="Times New Roman" w:hAnsi="Times New Roman" w:cs="Times New Roman"/>
-                <w:b/>
-              </w:rPr>
-            </w:pPr>
-            <w:r>
-              <w:rPr>
-                <w:rFonts w:ascii="Times New Roman" w:hAnsi="Times New Roman" w:cs="Times New Roman"/>
-              </w:rPr>
-              <w:br/>
-            </w:r>
-            <w:r>
-              <w:rPr>
-                <w:rFonts w:ascii="Times New Roman" w:hAnsi="Times New Roman" w:cs="Times New Roman"/>
-              </w:rPr>
-              <w:br/>
-            </w:r>
-            <w:r>
-              <w:rPr>
-                <w:rFonts w:ascii="Times New Roman" w:hAnsi="Times New Roman" w:cs="Times New Roman"/>
-                <w:b/>
-              </w:rPr>
-              <w:t>TRƯƠNG QUỐC TÂM</w:t>
+                <w:sz w:val="26"/>
+                <w:szCs w:val="26"/>
+              </w:rPr>
+              <w:t>LIU, SANBAO</w:t>
             </w:r>
           </w:p>
         </w:tc>
@@ -1272,7 +1562,7 @@
       </w:pPr>
     </w:p>
     <w:sectPr>
-      <w:headerReference w:type="first" r:id="rId7"/>
+      <w:headerReference w:type="first" r:id="rId8"/>
       <w:footnotePr>
         <w:numRestart w:val="eachSect"/>
       </w:footnotePr>
@@ -1288,7 +1578,7 @@
 </file>
 
 <file path=word/endnotes.xml><?xml version="1.0" encoding="utf-8"?>
-<w:endnotes xmlns:wpc="http://schemas.microsoft.com/office/word/2010/wordprocessingCanvas" xmlns:cx="http://schemas.microsoft.com/office/drawing/2014/chartex" xmlns:cx1="http://schemas.microsoft.com/office/drawing/2015/9/8/chartex" xmlns:mc="http://schemas.openxmlformats.org/markup-compatibility/2006" xmlns:o="urn:schemas-microsoft-com:office:office" xmlns:r="http://schemas.openxmlformats.org/officeDocument/2006/relationships" xmlns:m="http://schemas.openxmlformats.org/officeDocument/2006/math" xmlns:v="urn:schemas-microsoft-com:vml" xmlns:wp14="http://schemas.microsoft.com/office/word/2010/wordprocessingDrawing" xmlns:wp="http://schemas.openxmlformats.org/drawingml/2006/wordprocessingDrawing" xmlns:w10="urn:schemas-microsoft-com:office:word" xmlns:w="http://schemas.openxmlformats.org/wordprocessingml/2006/main" xmlns:w14="http://schemas.microsoft.com/office/word/2010/wordml" xmlns:w15="http://schemas.microsoft.com/office/word/2012/wordml" xmlns:w16se="http://schemas.microsoft.com/office/word/2015/wordml/symex" xmlns:wpg="http://schemas.microsoft.com/office/word/2010/wordprocessingGroup" xmlns:wpi="http://schemas.microsoft.com/office/word/2010/wordprocessingInk" xmlns:wne="http://schemas.microsoft.com/office/word/2006/wordml" xmlns:wps="http://schemas.microsoft.com/office/word/2010/wordprocessingShape" mc:Ignorable="w14 w15 w16se wp14">
+<w:endnotes xmlns:wpc="http://schemas.microsoft.com/office/word/2010/wordprocessingCanvas" xmlns:cx="http://schemas.microsoft.com/office/drawing/2014/chartex" xmlns:mc="http://schemas.openxmlformats.org/markup-compatibility/2006" xmlns:o="urn:schemas-microsoft-com:office:office" xmlns:r="http://schemas.openxmlformats.org/officeDocument/2006/relationships" xmlns:m="http://schemas.openxmlformats.org/officeDocument/2006/math" xmlns:v="urn:schemas-microsoft-com:vml" xmlns:wp14="http://schemas.microsoft.com/office/word/2010/wordprocessingDrawing" xmlns:wp="http://schemas.openxmlformats.org/drawingml/2006/wordprocessingDrawing" xmlns:w10="urn:schemas-microsoft-com:office:word" xmlns:w="http://schemas.openxmlformats.org/wordprocessingml/2006/main" xmlns:w14="http://schemas.microsoft.com/office/word/2010/wordml" xmlns:w15="http://schemas.microsoft.com/office/word/2012/wordml" xmlns:w16se="http://schemas.microsoft.com/office/word/2015/wordml/symex" xmlns:wpg="http://schemas.microsoft.com/office/word/2010/wordprocessingGroup" xmlns:wpi="http://schemas.microsoft.com/office/word/2010/wordprocessingInk" xmlns:wne="http://schemas.microsoft.com/office/word/2006/wordml" xmlns:wps="http://schemas.microsoft.com/office/word/2010/wordprocessingShape" mc:Ignorable="w14 w15 w16se wp14">
   <w:endnote w:type="separator" w:id="-1">
     <w:p>
       <w:pPr>
@@ -1313,7 +1603,7 @@
 </file>
 
 <file path=word/footnotes.xml><?xml version="1.0" encoding="utf-8"?>
-<w:footnotes xmlns:wpc="http://schemas.microsoft.com/office/word/2010/wordprocessingCanvas" xmlns:cx="http://schemas.microsoft.com/office/drawing/2014/chartex" xmlns:cx1="http://schemas.microsoft.com/office/drawing/2015/9/8/chartex" xmlns:mc="http://schemas.openxmlformats.org/markup-compatibility/2006" xmlns:o="urn:schemas-microsoft-com:office:office" xmlns:r="http://schemas.openxmlformats.org/officeDocument/2006/relationships" xmlns:m="http://schemas.openxmlformats.org/officeDocument/2006/math" xmlns:v="urn:schemas-microsoft-com:vml" xmlns:wp14="http://schemas.microsoft.com/office/word/2010/wordprocessingDrawing" xmlns:wp="http://schemas.openxmlformats.org/drawingml/2006/wordprocessingDrawing" xmlns:w10="urn:schemas-microsoft-com:office:word" xmlns:w="http://schemas.openxmlformats.org/wordprocessingml/2006/main" xmlns:w14="http://schemas.microsoft.com/office/word/2010/wordml" xmlns:w15="http://schemas.microsoft.com/office/word/2012/wordml" xmlns:w16se="http://schemas.microsoft.com/office/word/2015/wordml/symex" xmlns:wpg="http://schemas.microsoft.com/office/word/2010/wordprocessingGroup" xmlns:wpi="http://schemas.microsoft.com/office/word/2010/wordprocessingInk" xmlns:wne="http://schemas.microsoft.com/office/word/2006/wordml" xmlns:wps="http://schemas.microsoft.com/office/word/2010/wordprocessingShape" mc:Ignorable="w14 w15 w16se wp14">
+<w:footnotes xmlns:wpc="http://schemas.microsoft.com/office/word/2010/wordprocessingCanvas" xmlns:cx="http://schemas.microsoft.com/office/drawing/2014/chartex" xmlns:mc="http://schemas.openxmlformats.org/markup-compatibility/2006" xmlns:o="urn:schemas-microsoft-com:office:office" xmlns:r="http://schemas.openxmlformats.org/officeDocument/2006/relationships" xmlns:m="http://schemas.openxmlformats.org/officeDocument/2006/math" xmlns:v="urn:schemas-microsoft-com:vml" xmlns:wp14="http://schemas.microsoft.com/office/word/2010/wordprocessingDrawing" xmlns:wp="http://schemas.openxmlformats.org/drawingml/2006/wordprocessingDrawing" xmlns:w10="urn:schemas-microsoft-com:office:word" xmlns:w="http://schemas.openxmlformats.org/wordprocessingml/2006/main" xmlns:w14="http://schemas.microsoft.com/office/word/2010/wordml" xmlns:w15="http://schemas.microsoft.com/office/word/2012/wordml" xmlns:w16se="http://schemas.microsoft.com/office/word/2015/wordml/symex" xmlns:wpg="http://schemas.microsoft.com/office/word/2010/wordprocessingGroup" xmlns:wpi="http://schemas.microsoft.com/office/word/2010/wordprocessingInk" xmlns:wne="http://schemas.microsoft.com/office/word/2006/wordml" xmlns:wps="http://schemas.microsoft.com/office/word/2010/wordprocessingShape" mc:Ignorable="w14 w15 w16se wp14">
   <w:footnote w:type="separator" w:id="-1">
     <w:p>
       <w:pPr>
@@ -1494,7 +1784,7 @@
 </file>
 
 <file path=word/header1.xml><?xml version="1.0" encoding="utf-8"?>
-<w:hdr xmlns:wpc="http://schemas.microsoft.com/office/word/2010/wordprocessingCanvas" xmlns:cx="http://schemas.microsoft.com/office/drawing/2014/chartex" xmlns:cx1="http://schemas.microsoft.com/office/drawing/2015/9/8/chartex" xmlns:mc="http://schemas.openxmlformats.org/markup-compatibility/2006" xmlns:o="urn:schemas-microsoft-com:office:office" xmlns:r="http://schemas.openxmlformats.org/officeDocument/2006/relationships" xmlns:m="http://schemas.openxmlformats.org/officeDocument/2006/math" xmlns:v="urn:schemas-microsoft-com:vml" xmlns:wp14="http://schemas.microsoft.com/office/word/2010/wordprocessingDrawing" xmlns:wp="http://schemas.openxmlformats.org/drawingml/2006/wordprocessingDrawing" xmlns:w10="urn:schemas-microsoft-com:office:word" xmlns:w="http://schemas.openxmlformats.org/wordprocessingml/2006/main" xmlns:w14="http://schemas.microsoft.com/office/word/2010/wordml" xmlns:w15="http://schemas.microsoft.com/office/word/2012/wordml" xmlns:w16se="http://schemas.microsoft.com/office/word/2015/wordml/symex" xmlns:wpg="http://schemas.microsoft.com/office/word/2010/wordprocessingGroup" xmlns:wpi="http://schemas.microsoft.com/office/word/2010/wordprocessingInk" xmlns:wne="http://schemas.microsoft.com/office/word/2006/wordml" xmlns:wps="http://schemas.microsoft.com/office/word/2010/wordprocessingShape" mc:Ignorable="w14 w15 w16se wp14">
+<w:hdr xmlns:wpc="http://schemas.microsoft.com/office/word/2010/wordprocessingCanvas" xmlns:cx="http://schemas.microsoft.com/office/drawing/2014/chartex" xmlns:mc="http://schemas.openxmlformats.org/markup-compatibility/2006" xmlns:o="urn:schemas-microsoft-com:office:office" xmlns:r="http://schemas.openxmlformats.org/officeDocument/2006/relationships" xmlns:m="http://schemas.openxmlformats.org/officeDocument/2006/math" xmlns:v="urn:schemas-microsoft-com:vml" xmlns:wp14="http://schemas.microsoft.com/office/word/2010/wordprocessingDrawing" xmlns:wp="http://schemas.openxmlformats.org/drawingml/2006/wordprocessingDrawing" xmlns:w10="urn:schemas-microsoft-com:office:word" xmlns:w="http://schemas.openxmlformats.org/wordprocessingml/2006/main" xmlns:w14="http://schemas.microsoft.com/office/word/2010/wordml" xmlns:w15="http://schemas.microsoft.com/office/word/2012/wordml" xmlns:w16se="http://schemas.microsoft.com/office/word/2015/wordml/symex" xmlns:wpg="http://schemas.microsoft.com/office/word/2010/wordprocessingGroup" xmlns:wpi="http://schemas.microsoft.com/office/word/2010/wordprocessingInk" xmlns:wne="http://schemas.microsoft.com/office/word/2006/wordml" xmlns:wps="http://schemas.microsoft.com/office/word/2010/wordprocessingShape" mc:Ignorable="w14 w15 w16se wp14">
   <w:p>
     <w:pPr>
       <w:pStyle w:val="Header"/>
@@ -1505,7 +1795,7 @@
 </file>
 
 <file path=word/numbering.xml><?xml version="1.0" encoding="utf-8"?>
-<w:numbering xmlns:wpc="http://schemas.microsoft.com/office/word/2010/wordprocessingCanvas" xmlns:cx="http://schemas.microsoft.com/office/drawing/2014/chartex" xmlns:cx1="http://schemas.microsoft.com/office/drawing/2015/9/8/chartex" xmlns:mc="http://schemas.openxmlformats.org/markup-compatibility/2006" xmlns:o="urn:schemas-microsoft-com:office:office" xmlns:r="http://schemas.openxmlformats.org/officeDocument/2006/relationships" xmlns:m="http://schemas.openxmlformats.org/officeDocument/2006/math" xmlns:v="urn:schemas-microsoft-com:vml" xmlns:wp14="http://schemas.microsoft.com/office/word/2010/wordprocessingDrawing" xmlns:wp="http://schemas.openxmlformats.org/drawingml/2006/wordprocessingDrawing" xmlns:w10="urn:schemas-microsoft-com:office:word" xmlns:w="http://schemas.openxmlformats.org/wordprocessingml/2006/main" xmlns:w14="http://schemas.microsoft.com/office/word/2010/wordml" xmlns:w15="http://schemas.microsoft.com/office/word/2012/wordml" xmlns:w16se="http://schemas.microsoft.com/office/word/2015/wordml/symex" xmlns:wpg="http://schemas.microsoft.com/office/word/2010/wordprocessingGroup" xmlns:wpi="http://schemas.microsoft.com/office/word/2010/wordprocessingInk" xmlns:wne="http://schemas.microsoft.com/office/word/2006/wordml" xmlns:wps="http://schemas.microsoft.com/office/word/2010/wordprocessingShape" mc:Ignorable="w14 w15 w16se wp14">
+<w:numbering xmlns:wpc="http://schemas.microsoft.com/office/word/2010/wordprocessingCanvas" xmlns:cx="http://schemas.microsoft.com/office/drawing/2014/chartex" xmlns:mc="http://schemas.openxmlformats.org/markup-compatibility/2006" xmlns:o="urn:schemas-microsoft-com:office:office" xmlns:r="http://schemas.openxmlformats.org/officeDocument/2006/relationships" xmlns:m="http://schemas.openxmlformats.org/officeDocument/2006/math" xmlns:v="urn:schemas-microsoft-com:vml" xmlns:wp14="http://schemas.microsoft.com/office/word/2010/wordprocessingDrawing" xmlns:wp="http://schemas.openxmlformats.org/drawingml/2006/wordprocessingDrawing" xmlns:w10="urn:schemas-microsoft-com:office:word" xmlns:w="http://schemas.openxmlformats.org/wordprocessingml/2006/main" xmlns:w14="http://schemas.microsoft.com/office/word/2010/wordml" xmlns:w15="http://schemas.microsoft.com/office/word/2012/wordml" xmlns:w16se="http://schemas.microsoft.com/office/word/2015/wordml/symex" xmlns:wpg="http://schemas.microsoft.com/office/word/2010/wordprocessingGroup" xmlns:wpi="http://schemas.microsoft.com/office/word/2010/wordprocessingInk" xmlns:wne="http://schemas.microsoft.com/office/word/2006/wordml" xmlns:wps="http://schemas.microsoft.com/office/word/2010/wordprocessingShape" mc:Ignorable="w14 w15 w16se wp14">
   <w:abstractNum w:abstractNumId="0" w15:restartNumberingAfterBreak="0">
     <w:nsid w:val="5AD55BB2"/>
     <w:multiLevelType w:val="hybridMultilevel"/>
@@ -2395,4 +2685,16 @@
     </a:ext>
   </a:extLst>
 </a:theme>
+</file>
+
+<file path=customXml/item1.xml><?xml version="1.0" encoding="utf-8"?>
+<b:Sources xmlns:b="http://schemas.openxmlformats.org/officeDocument/2006/bibliography" xmlns="http://schemas.openxmlformats.org/officeDocument/2006/bibliography" SelectedStyle="\APASixthEditionOfficeOnline.xsl" StyleName="APA" Version="6"/>
+</file>
+
+<file path=customXml/itemProps1.xml><?xml version="1.0" encoding="utf-8"?>
+<ds:datastoreItem xmlns:ds="http://schemas.openxmlformats.org/officeDocument/2006/customXml" ds:itemID="{19A2F705-CE9D-49D5-9322-EF60EB020F21}">
+  <ds:schemaRefs>
+    <ds:schemaRef ds:uri="http://schemas.openxmlformats.org/officeDocument/2006/bibliography"/>
+  </ds:schemaRefs>
+</ds:datastoreItem>
 </file>